--- a/AMIU_Legal_Compliance_Handbook_2028.docx
+++ b/AMIU_Legal_Compliance_Handbook_2028.docx
@@ -551,7 +551,7 @@
               <w:suppressAutoHyphens/>
             </w:pPr>
             <w:r>
-              <w:t xml:space="preserve">Constitution (AMIU-CON-001); Strategic Implementation Blueprint 2028–2050 (AMIU-SB-002); Institutional Governance Compendium (AMIU-IGC-004); Academic Handbook (AMIU-ACAH-001); Student Policies Handbook (AMIU-STUH-001); Operations Handbook (AMIU-OPSH-001)</w:t>
+              <w:t xml:space="preserve">Constitution (AMIU-CON-001); Strategic Implementation Blueprint 2028–2050 (AMIU-SB-002); Institutional Governance Compendium (AMIU-IGC-004); Academic Handbook (AMIU-ACAH-001); Student Policies Handbook (AMIU-STUH-001); Operations Handbook (AMIU-OPSH-001); Marketing &amp; Communications Handbook (AMIU-MKTH-001)</w:t>
             </w:r>
           </w:p>
         </w:tc>
@@ -780,7 +780,7 @@
                 <w:bCs/>
                 <w:b/>
               </w:rPr>
-              <w:t xml:space="preserve">4</w:t>
+              <w:t xml:space="preserve">5</w:t>
             </w:r>
           </w:p>
         </w:tc>
@@ -837,7 +837,7 @@
                 <w:bCs/>
                 <w:b/>
               </w:rPr>
-              <w:t xml:space="preserve">8</w:t>
+              <w:t xml:space="preserve">9</w:t>
             </w:r>
           </w:p>
         </w:tc>
@@ -892,7 +892,7 @@
                 <w:bCs/>
                 <w:b/>
               </w:rPr>
-              <w:t xml:space="preserve">17</w:t>
+              <w:t xml:space="preserve">18</w:t>
             </w:r>
           </w:p>
         </w:tc>
@@ -949,7 +949,7 @@
                 <w:bCs/>
                 <w:b/>
               </w:rPr>
-              <w:t xml:space="preserve">24</w:t>
+              <w:t xml:space="preserve">25</w:t>
             </w:r>
           </w:p>
         </w:tc>
@@ -1004,7 +1004,7 @@
                 <w:bCs/>
                 <w:b/>
               </w:rPr>
-              <w:t xml:space="preserve">28</w:t>
+              <w:t xml:space="preserve">29</w:t>
             </w:r>
           </w:p>
         </w:tc>
@@ -1061,7 +1061,7 @@
                 <w:bCs/>
                 <w:b/>
               </w:rPr>
-              <w:t xml:space="preserve">32</w:t>
+              <w:t xml:space="preserve">33</w:t>
             </w:r>
           </w:p>
         </w:tc>
@@ -1116,7 +1116,7 @@
                 <w:bCs/>
                 <w:b/>
               </w:rPr>
-              <w:t xml:space="preserve">38</w:t>
+              <w:t xml:space="preserve">39</w:t>
             </w:r>
           </w:p>
         </w:tc>
@@ -1173,7 +1173,7 @@
                 <w:bCs/>
                 <w:b/>
               </w:rPr>
-              <w:t xml:space="preserve">43</w:t>
+              <w:t xml:space="preserve">44</w:t>
             </w:r>
           </w:p>
         </w:tc>
@@ -1228,7 +1228,7 @@
                 <w:bCs/>
                 <w:b/>
               </w:rPr>
-              <w:t xml:space="preserve">48</w:t>
+              <w:t xml:space="preserve">49</w:t>
             </w:r>
           </w:p>
         </w:tc>
@@ -1285,7 +1285,7 @@
                 <w:bCs/>
                 <w:b/>
               </w:rPr>
-              <w:t xml:space="preserve">53</w:t>
+              <w:t xml:space="preserve">54</w:t>
             </w:r>
           </w:p>
         </w:tc>
@@ -1340,7 +1340,7 @@
                 <w:bCs/>
                 <w:b/>
               </w:rPr>
-              <w:t xml:space="preserve">58</w:t>
+              <w:t xml:space="preserve">59</w:t>
             </w:r>
           </w:p>
         </w:tc>
@@ -1397,7 +1397,7 @@
                 <w:bCs/>
                 <w:b/>
               </w:rPr>
-              <w:t xml:space="preserve">63</w:t>
+              <w:t xml:space="preserve">64</w:t>
             </w:r>
           </w:p>
         </w:tc>
@@ -1452,7 +1452,7 @@
                 <w:bCs/>
                 <w:b/>
               </w:rPr>
-              <w:t xml:space="preserve">69</w:t>
+              <w:t xml:space="preserve">70</w:t>
             </w:r>
           </w:p>
         </w:tc>

--- a/AMIU_Legal_Compliance_Handbook_2028.docx
+++ b/AMIU_Legal_Compliance_Handbook_2028.docx
@@ -551,7 +551,7 @@
               <w:suppressAutoHyphens/>
             </w:pPr>
             <w:r>
-              <w:t xml:space="preserve">Constitution (AMIU-CON-001); Strategic Implementation Blueprint 2028–2050 (AMIU-SB-002); Institutional Governance Compendium (AMIU-IGC-004); Academic Handbook (AMIU-ACAH-001); Student Policies Handbook (AMIU-STUH-001); Operations Handbook (AMIU-OPSH-001); Marketing &amp; Communications Handbook (AMIU-MKTH-001)</w:t>
+              <w:t xml:space="preserve">Constitution (AMIU-CON-001); Strategic Implementation Blueprint 2028–2050 (AMIU-SB-002); Institutional Governance Compendium (AMIU-IGC-004); Academic Handbook (AMIU-ACAH-001); Student Policies Handbook (AMIU-STUH-001); Operations Handbook (AMIU-OPSH-001); Marketing &amp; Communications Handbook (AMIU-MKTH-001); Waqf &amp; Research Handbook (AMIU-WAQH-001)</w:t>
             </w:r>
           </w:p>
         </w:tc>
